--- a/a7/build/out/u6/A7 Unit 6 Relationships in Triangles - Review - Key.docx
+++ b/a7/build/out/u6/A7 Unit 6 Relationships in Triangles - Review - Key.docx
@@ -370,7 +370,7 @@
                 <w:color w:val="1A1A1A"/>
                 <w:sz w:val="22"/>
               </w:rPr>
-              <w:t>6 in, 10 in and 16 in</w:t>
+              <w:t>6 inches, 10 inches and 16 inches</w:t>
             </w:r>
           </w:p>
           <w:p>
@@ -642,7 +642,7 @@
                 <w:color w:val="1A1A1A"/>
                 <w:sz w:val="22"/>
               </w:rPr>
-              <w:t>25, 24 and 7</w:t>
+              <w:t>65, 33 and 56</w:t>
             </w:r>
           </w:p>
           <w:p>
@@ -657,7 +657,7 @@
                 <w:color w:val="9E1B32"/>
                 <w:sz w:val="22"/>
               </w:rPr>
-              <w:t>Yes — 7</w:t>
+              <w:t>Yes — 33</w:t>
             </w:r>
             <w:r>
               <w:rPr>
@@ -676,7 +676,7 @@
                 <w:color w:val="9E1B32"/>
                 <w:sz w:val="22"/>
               </w:rPr>
-              <w:t xml:space="preserve"> + 24</w:t>
+              <w:t xml:space="preserve"> + 56</w:t>
             </w:r>
             <w:r>
               <w:rPr>
@@ -695,7 +695,7 @@
                 <w:color w:val="9E1B32"/>
                 <w:sz w:val="22"/>
               </w:rPr>
-              <w:t xml:space="preserve"> = 49 + 576 = 625 = 25</w:t>
+              <w:t xml:space="preserve"> = 1,089 + 3,136 = 4,225 = 65</w:t>
             </w:r>
             <w:r>
               <w:rPr>
@@ -729,7 +729,7 @@
                 <w:color w:val="6B6B6B"/>
                 <w:sz w:val="19"/>
               </w:rPr>
-              <w:t>the longest, 25, is c, though it is listed first</w:t>
+              <w:t>the longest, 65, is c, though it is listed first</w:t>
             </w:r>
           </w:p>
           <w:p>
@@ -869,7 +869,7 @@
                 <w:color w:val="1A1A1A"/>
                 <w:sz w:val="22"/>
               </w:rPr>
-              <w:t>Which set of side lengths makes a right triangle?</w:t>
+              <w:t>Select ALL of the sets of side lengths that make a right triangle.</w:t>
             </w:r>
           </w:p>
           <w:p>
@@ -885,7 +885,7 @@
                 <w:color w:val="1A1A1A"/>
                 <w:sz w:val="22"/>
               </w:rPr>
-              <w:t xml:space="preserve">○   </w:t>
+              <w:t xml:space="preserve">☐   </w:t>
             </w:r>
             <w:r>
               <w:rPr>
@@ -910,7 +910,7 @@
                 <w:color w:val="9E1B32"/>
                 <w:sz w:val="22"/>
               </w:rPr>
-              <w:t xml:space="preserve">●   </w:t>
+              <w:t xml:space="preserve">☒   </w:t>
             </w:r>
             <w:r>
               <w:rPr>
@@ -935,7 +935,7 @@
                 <w:color w:val="1A1A1A"/>
                 <w:sz w:val="22"/>
               </w:rPr>
-              <w:t xml:space="preserve">○   </w:t>
+              <w:t xml:space="preserve">☐   </w:t>
             </w:r>
             <w:r>
               <w:rPr>
@@ -960,7 +960,7 @@
                 <w:color w:val="1A1A1A"/>
                 <w:sz w:val="22"/>
               </w:rPr>
-              <w:t xml:space="preserve">○   </w:t>
+              <w:t xml:space="preserve">☐   </w:t>
             </w:r>
             <w:r>
               <w:rPr>
@@ -970,6 +970,31 @@
                 <w:sz w:val="22"/>
               </w:rPr>
               <w:t>D.  8, 9, 12</w:t>
+            </w:r>
+          </w:p>
+          <w:p>
+            <w:pPr>
+              <w:spacing w:before="40" w:after="40"/>
+              <w:ind w:left="1300" w:hanging="380"/>
+            </w:pPr>
+            <w:r>
+              <w:rPr>
+                <w:rFonts w:ascii="FreeSerif" w:hAnsi="FreeSerif" w:eastAsia="FreeSerif"/>
+                <w:b w:val="0"/>
+                <w:i w:val="0"/>
+                <w:color w:val="9E1B32"/>
+                <w:sz w:val="22"/>
+              </w:rPr>
+              <w:t xml:space="preserve">☒   </w:t>
+            </w:r>
+            <w:r>
+              <w:rPr>
+                <w:b/>
+                <w:i w:val="0"/>
+                <w:color w:val="9E1B32"/>
+                <w:sz w:val="22"/>
+              </w:rPr>
+              <w:t>E.  16, 30, 34</w:t>
             </w:r>
           </w:p>
           <w:p>
@@ -984,7 +1009,7 @@
                 <w:color w:val="9E1B32"/>
                 <w:sz w:val="22"/>
               </w:rPr>
-              <w:t>B</w:t>
+              <w:t>B and E</w:t>
             </w:r>
           </w:p>
           <w:p>
@@ -1018,7 +1043,26 @@
                 <w:color w:val="6B6B6B"/>
                 <w:sz w:val="19"/>
               </w:rPr>
-              <w:t>.</w:t>
+              <w:t xml:space="preserve"> and 256 + 900 = 1,156 = 34</w:t>
+            </w:r>
+            <w:r>
+              <w:rPr>
+                <w:b w:val="0"/>
+                <w:i/>
+                <w:color w:val="6B6B6B"/>
+                <w:sz w:val="19"/>
+                <w:vertAlign w:val="superscript"/>
+              </w:rPr>
+              <w:t>2</w:t>
+            </w:r>
+            <w:r>
+              <w:rPr>
+                <w:b w:val="0"/>
+                <w:i/>
+                <w:color w:val="6B6B6B"/>
+                <w:sz w:val="19"/>
+              </w:rPr>
+              <w:t>: both, and nothing else.</w:t>
             </w:r>
           </w:p>
         </w:tc>
@@ -1215,7 +1259,7 @@
                 <w:color w:val="1A1A1A"/>
                 <w:sz w:val="22"/>
               </w:rPr>
-              <w:t>A right triangle has legs of 3 in and 13 in. How long is the hypotenuse, exactly and to the nearest tenth?</w:t>
+              <w:t>A right triangle has legs of 3 inches and 13 inches. How long is the hypotenuse, exactly and to the nearest tenth?</w:t>
             </w:r>
           </w:p>
           <w:p>
@@ -1312,7 +1356,7 @@
                 <w:color w:val="1A1A1A"/>
                 <w:sz w:val="22"/>
               </w:rPr>
-              <w:t>A right triangle has a hypotenuse of 41 cm and one leg of 40 cm. How long is the other leg?</w:t>
+              <w:t>A right triangle has a hypotenuse of 85 cm and one leg of 84 cm. How long is the other leg?</w:t>
             </w:r>
           </w:p>
           <w:p>
@@ -1327,7 +1371,7 @@
                 <w:color w:val="9E1B32"/>
                 <w:sz w:val="22"/>
               </w:rPr>
-              <w:t>9 cm</w:t>
+              <w:t>13 cm</w:t>
             </w:r>
           </w:p>
           <w:p>
@@ -1342,7 +1386,7 @@
                 <w:color w:val="6B6B6B"/>
                 <w:sz w:val="19"/>
               </w:rPr>
-              <w:t>1,681 − 1,600 = 81</w:t>
+              <w:t>7,225 − 7,056 = 169</w:t>
             </w:r>
           </w:p>
         </w:tc>
@@ -1506,7 +1550,165 @@
                 <w:color w:val="1A1A1A"/>
                 <w:sz w:val="22"/>
               </w:rPr>
-              <w:t>A right triangle has a hypotenuse of 15 cm and one leg of 9 cm. How long is the other leg?</w:t>
+              <w:t>Which equation can be used to find x?</w:t>
+            </w:r>
+          </w:p>
+          <w:p>
+            <w:pPr>
+              <w:spacing w:before="40" w:after="80"/>
+              <w:jc w:val="center"/>
+            </w:pPr>
+            <w:r>
+              <w:drawing>
+                <wp:inline xmlns:a="http://schemas.openxmlformats.org/drawingml/2006/main" xmlns:pic="http://schemas.openxmlformats.org/drawingml/2006/picture">
+                  <wp:extent cx="1554480" cy="2843415"/>
+                  <wp:docPr id="1" name="Picture 1"/>
+                  <wp:cNvGraphicFramePr>
+                    <a:graphicFrameLocks noChangeAspect="1"/>
+                  </wp:cNvGraphicFramePr>
+                  <a:graphic>
+                    <a:graphicData uri="http://schemas.openxmlformats.org/drawingml/2006/picture">
+                      <pic:pic>
+                        <pic:nvPicPr>
+                          <pic:cNvPr id="0" name="g2ff732041939fad7.png"/>
+                          <pic:cNvPicPr/>
+                        </pic:nvPicPr>
+                        <pic:blipFill>
+                          <a:blip r:embed="rId9"/>
+                          <a:stretch>
+                            <a:fillRect/>
+                          </a:stretch>
+                        </pic:blipFill>
+                        <pic:spPr>
+                          <a:xfrm>
+                            <a:off x="0" y="0"/>
+                            <a:ext cx="1554480" cy="2843415"/>
+                          </a:xfrm>
+                          <a:prstGeom prst="rect"/>
+                        </pic:spPr>
+                      </pic:pic>
+                    </a:graphicData>
+                  </a:graphic>
+                </wp:inline>
+              </w:drawing>
+            </w:r>
+          </w:p>
+          <w:p>
+            <w:pPr>
+              <w:spacing w:before="40" w:after="40"/>
+              <w:ind w:left="1300" w:hanging="380"/>
+            </w:pPr>
+            <w:r>
+              <w:rPr>
+                <w:rFonts w:ascii="FreeSerif" w:hAnsi="FreeSerif" w:eastAsia="FreeSerif"/>
+                <w:b w:val="0"/>
+                <w:i w:val="0"/>
+                <w:color w:val="1A1A1A"/>
+                <w:sz w:val="22"/>
+              </w:rPr>
+              <w:t xml:space="preserve">○   </w:t>
+            </w:r>
+            <w:r>
+              <w:rPr>
+                <w:b w:val="0"/>
+                <w:i w:val="0"/>
+                <w:color w:val="1A1A1A"/>
+                <w:sz w:val="22"/>
+              </w:rPr>
+              <w:t xml:space="preserve">A.  </w:t>
+            </w:r>
+            <w:r>
+              <w:drawing>
+                <wp:inline xmlns:a="http://schemas.openxmlformats.org/drawingml/2006/main" xmlns:pic="http://schemas.openxmlformats.org/drawingml/2006/picture">
+                  <wp:extent cx="838200" cy="146304"/>
+                  <wp:docPr id="2" name="Picture 2"/>
+                  <wp:cNvGraphicFramePr>
+                    <a:graphicFrameLocks noChangeAspect="1"/>
+                  </wp:cNvGraphicFramePr>
+                  <a:graphic>
+                    <a:graphicData uri="http://schemas.openxmlformats.org/drawingml/2006/picture">
+                      <pic:pic>
+                        <pic:nvPicPr>
+                          <pic:cNvPr id="0" name="fa92ed9427b838eb.png"/>
+                          <pic:cNvPicPr/>
+                        </pic:nvPicPr>
+                        <pic:blipFill>
+                          <a:blip r:embed="rId10"/>
+                          <a:stretch>
+                            <a:fillRect/>
+                          </a:stretch>
+                        </pic:blipFill>
+                        <pic:spPr>
+                          <a:xfrm>
+                            <a:off x="0" y="0"/>
+                            <a:ext cx="838200" cy="146304"/>
+                          </a:xfrm>
+                          <a:prstGeom prst="rect"/>
+                        </pic:spPr>
+                      </pic:pic>
+                    </a:graphicData>
+                  </a:graphic>
+                </wp:inline>
+              </w:drawing>
+            </w:r>
+          </w:p>
+          <w:p>
+            <w:pPr>
+              <w:spacing w:before="40" w:after="40"/>
+              <w:ind w:left="1300" w:hanging="380"/>
+            </w:pPr>
+            <w:r>
+              <w:rPr>
+                <w:rFonts w:ascii="FreeSerif" w:hAnsi="FreeSerif" w:eastAsia="FreeSerif"/>
+                <w:b w:val="0"/>
+                <w:i w:val="0"/>
+                <w:color w:val="1A1A1A"/>
+                <w:sz w:val="22"/>
+              </w:rPr>
+              <w:t xml:space="preserve">○   </w:t>
+            </w:r>
+            <w:r>
+              <w:rPr>
+                <w:b w:val="0"/>
+                <w:i w:val="0"/>
+                <w:color w:val="1A1A1A"/>
+                <w:sz w:val="22"/>
+              </w:rPr>
+              <w:t xml:space="preserve">B.  </w:t>
+            </w:r>
+            <w:r>
+              <w:drawing>
+                <wp:inline xmlns:a="http://schemas.openxmlformats.org/drawingml/2006/main" xmlns:pic="http://schemas.openxmlformats.org/drawingml/2006/picture">
+                  <wp:extent cx="633984" cy="118872"/>
+                  <wp:docPr id="3" name="Picture 3"/>
+                  <wp:cNvGraphicFramePr>
+                    <a:graphicFrameLocks noChangeAspect="1"/>
+                  </wp:cNvGraphicFramePr>
+                  <a:graphic>
+                    <a:graphicData uri="http://schemas.openxmlformats.org/drawingml/2006/picture">
+                      <pic:pic>
+                        <pic:nvPicPr>
+                          <pic:cNvPr id="0" name="0ee24fa7f933b469.png"/>
+                          <pic:cNvPicPr/>
+                        </pic:nvPicPr>
+                        <pic:blipFill>
+                          <a:blip r:embed="rId11"/>
+                          <a:stretch>
+                            <a:fillRect/>
+                          </a:stretch>
+                        </pic:blipFill>
+                        <pic:spPr>
+                          <a:xfrm>
+                            <a:off x="0" y="0"/>
+                            <a:ext cx="633984" cy="118872"/>
+                          </a:xfrm>
+                          <a:prstGeom prst="rect"/>
+                        </pic:spPr>
+                      </pic:pic>
+                    </a:graphicData>
+                  </a:graphic>
+                </wp:inline>
+              </w:drawing>
             </w:r>
           </w:p>
           <w:p>
@@ -1531,7 +1733,41 @@
                 <w:color w:val="9E1B32"/>
                 <w:sz w:val="22"/>
               </w:rPr>
-              <w:t>A.  12 cm</w:t>
+              <w:t xml:space="preserve">C.  </w:t>
+            </w:r>
+            <w:r>
+              <w:drawing>
+                <wp:inline xmlns:a="http://schemas.openxmlformats.org/drawingml/2006/main" xmlns:pic="http://schemas.openxmlformats.org/drawingml/2006/picture">
+                  <wp:extent cx="838200" cy="146304"/>
+                  <wp:docPr id="4" name="Picture 4"/>
+                  <wp:cNvGraphicFramePr>
+                    <a:graphicFrameLocks noChangeAspect="1"/>
+                  </wp:cNvGraphicFramePr>
+                  <a:graphic>
+                    <a:graphicData uri="http://schemas.openxmlformats.org/drawingml/2006/picture">
+                      <pic:pic>
+                        <pic:nvPicPr>
+                          <pic:cNvPr id="0" name="280cb804aec985f7.png"/>
+                          <pic:cNvPicPr/>
+                        </pic:nvPicPr>
+                        <pic:blipFill>
+                          <a:blip r:embed="rId12"/>
+                          <a:stretch>
+                            <a:fillRect/>
+                          </a:stretch>
+                        </pic:blipFill>
+                        <pic:spPr>
+                          <a:xfrm>
+                            <a:off x="0" y="0"/>
+                            <a:ext cx="838200" cy="146304"/>
+                          </a:xfrm>
+                          <a:prstGeom prst="rect"/>
+                        </pic:spPr>
+                      </pic:pic>
+                    </a:graphicData>
+                  </a:graphic>
+                </wp:inline>
+              </w:drawing>
             </w:r>
           </w:p>
           <w:p>
@@ -1556,57 +1792,41 @@
                 <w:color w:val="1A1A1A"/>
                 <w:sz w:val="22"/>
               </w:rPr>
-              <w:t>B.  6 cm</w:t>
-            </w:r>
-          </w:p>
-          <w:p>
-            <w:pPr>
-              <w:spacing w:before="40" w:after="40"/>
-              <w:ind w:left="1300" w:hanging="380"/>
-            </w:pPr>
-            <w:r>
-              <w:rPr>
-                <w:rFonts w:ascii="FreeSerif" w:hAnsi="FreeSerif" w:eastAsia="FreeSerif"/>
-                <w:b w:val="0"/>
-                <w:i w:val="0"/>
-                <w:color w:val="1A1A1A"/>
-                <w:sz w:val="22"/>
-              </w:rPr>
-              <w:t xml:space="preserve">○   </w:t>
+              <w:t xml:space="preserve">D.  </w:t>
             </w:r>
             <w:r>
-              <w:rPr>
-                <w:b w:val="0"/>
-                <w:i w:val="0"/>
-                <w:color w:val="1A1A1A"/>
-                <w:sz w:val="22"/>
-              </w:rPr>
-              <w:t>C.  17.5 cm</w:t>
-            </w:r>
-          </w:p>
-          <w:p>
-            <w:pPr>
-              <w:spacing w:before="40" w:after="40"/>
-              <w:ind w:left="1300" w:hanging="380"/>
-            </w:pPr>
-            <w:r>
-              <w:rPr>
-                <w:rFonts w:ascii="FreeSerif" w:hAnsi="FreeSerif" w:eastAsia="FreeSerif"/>
-                <w:b w:val="0"/>
-                <w:i w:val="0"/>
-                <w:color w:val="1A1A1A"/>
-                <w:sz w:val="22"/>
-              </w:rPr>
-              <w:t xml:space="preserve">○   </w:t>
-            </w:r>
-            <w:r>
-              <w:rPr>
-                <w:b w:val="0"/>
-                <w:i w:val="0"/>
-                <w:color w:val="1A1A1A"/>
-                <w:sz w:val="22"/>
-              </w:rPr>
-              <w:t>D.  144 cm</w:t>
+              <w:drawing>
+                <wp:inline xmlns:a="http://schemas.openxmlformats.org/drawingml/2006/main" xmlns:pic="http://schemas.openxmlformats.org/drawingml/2006/picture">
+                  <wp:extent cx="954023" cy="146304"/>
+                  <wp:docPr id="5" name="Picture 5"/>
+                  <wp:cNvGraphicFramePr>
+                    <a:graphicFrameLocks noChangeAspect="1"/>
+                  </wp:cNvGraphicFramePr>
+                  <a:graphic>
+                    <a:graphicData uri="http://schemas.openxmlformats.org/drawingml/2006/picture">
+                      <pic:pic>
+                        <pic:nvPicPr>
+                          <pic:cNvPr id="0" name="dc43e6afb10c5c53.png"/>
+                          <pic:cNvPicPr/>
+                        </pic:nvPicPr>
+                        <pic:blipFill>
+                          <a:blip r:embed="rId13"/>
+                          <a:stretch>
+                            <a:fillRect/>
+                          </a:stretch>
+                        </pic:blipFill>
+                        <pic:spPr>
+                          <a:xfrm>
+                            <a:off x="0" y="0"/>
+                            <a:ext cx="954023" cy="146304"/>
+                          </a:xfrm>
+                          <a:prstGeom prst="rect"/>
+                        </pic:spPr>
+                      </pic:pic>
+                    </a:graphicData>
+                  </a:graphic>
+                </wp:inline>
+              </w:drawing>
             </w:r>
           </w:p>
           <w:p>
@@ -1621,7 +1841,7 @@
                 <w:color w:val="9E1B32"/>
                 <w:sz w:val="22"/>
               </w:rPr>
-              <w:t>A</w:t>
+              <w:t>C</w:t>
             </w:r>
           </w:p>
           <w:p>
@@ -1636,7 +1856,7 @@
                 <w:color w:val="6B6B6B"/>
                 <w:sz w:val="19"/>
               </w:rPr>
-              <w:t>225 − 81 = 144 = 12</w:t>
+              <w:t>The 12 is across from the right angle, so it is c and stands alone: x</w:t>
             </w:r>
             <w:r>
               <w:rPr>
@@ -1655,7 +1875,7 @@
                 <w:color w:val="6B6B6B"/>
                 <w:sz w:val="19"/>
               </w:rPr>
-              <w:t>.</w:t>
+              <w:t xml:space="preserve"> = 144 − 49 = 95.</w:t>
             </w:r>
           </w:p>
         </w:tc>
@@ -1728,7 +1948,7 @@
               <w:drawing>
                 <wp:inline xmlns:a="http://schemas.openxmlformats.org/drawingml/2006/main" xmlns:pic="http://schemas.openxmlformats.org/drawingml/2006/picture">
                   <wp:extent cx="774192" cy="146304"/>
-                  <wp:docPr id="1" name="Picture 1"/>
+                  <wp:docPr id="6" name="Picture 6"/>
                   <wp:cNvGraphicFramePr>
                     <a:graphicFrameLocks noChangeAspect="1"/>
                   </wp:cNvGraphicFramePr>
@@ -1740,7 +1960,7 @@
                           <pic:cNvPicPr/>
                         </pic:nvPicPr>
                         <pic:blipFill>
-                          <a:blip r:embed="rId9"/>
+                          <a:blip r:embed="rId14"/>
                           <a:stretch>
                             <a:fillRect/>
                           </a:stretch>
@@ -1895,7 +2115,7 @@
                 <w:color w:val="1A1A1A"/>
                 <w:sz w:val="22"/>
               </w:rPr>
-              <w:t>A 13-ft ladder leans against a wall with its foot 5 ft from the wall. How high up the wall does it reach?</w:t>
+              <w:t>A 10-ft ladder leans against a wall with its foot 6 ft from the wall. How high up the wall does it reach?</w:t>
             </w:r>
           </w:p>
           <w:p>
@@ -1910,7 +2130,7 @@
                 <w:color w:val="9E1B32"/>
                 <w:sz w:val="22"/>
               </w:rPr>
-              <w:t>12 ft</w:t>
+              <w:t>8 ft</w:t>
             </w:r>
           </w:p>
           <w:p>
@@ -1925,7 +2145,7 @@
                 <w:color w:val="6B6B6B"/>
                 <w:sz w:val="19"/>
               </w:rPr>
-              <w:t>the ladder is c: 169 − 25 = 144</w:t>
+              <w:t>the ladder is c: 100 − 36 = 64</w:t>
             </w:r>
           </w:p>
         </w:tc>
@@ -2600,7 +2820,7 @@
               <w:drawing>
                 <wp:inline xmlns:a="http://schemas.openxmlformats.org/drawingml/2006/main" xmlns:pic="http://schemas.openxmlformats.org/drawingml/2006/picture">
                   <wp:extent cx="2286000" cy="1865203"/>
-                  <wp:docPr id="2" name="Picture 2"/>
+                  <wp:docPr id="7" name="Picture 7"/>
                   <wp:cNvGraphicFramePr>
                     <a:graphicFrameLocks noChangeAspect="1"/>
                   </wp:cNvGraphicFramePr>
@@ -2612,7 +2832,7 @@
                           <pic:cNvPicPr/>
                         </pic:nvPicPr>
                         <pic:blipFill>
-                          <a:blip r:embed="rId10"/>
+                          <a:blip r:embed="rId15"/>
                           <a:stretch>
                             <a:fillRect/>
                           </a:stretch>
@@ -2822,7 +3042,7 @@
                 <w:color w:val="1A1A1A"/>
                 <w:sz w:val="22"/>
               </w:rPr>
-              <w:t>How far is the point (−9, 4) from the origin, to the nearest tenth?</w:t>
+              <w:t>How far is the point (−1, 6) from the origin? Round your answer to the nearest tenth.</w:t>
             </w:r>
           </w:p>
           <w:p>
@@ -2837,7 +3057,7 @@
                 <w:color w:val="9E1B32"/>
                 <w:sz w:val="22"/>
               </w:rPr>
-              <w:t>About 9.8 units (√97)</w:t>
+              <w:t>About 6.1 units (√37)</w:t>
             </w:r>
           </w:p>
           <w:p>
@@ -2852,7 +3072,7 @@
                 <w:color w:val="6B6B6B"/>
                 <w:sz w:val="19"/>
               </w:rPr>
-              <w:t>legs 9 and 4: 81 + 16 = 97</w:t>
+              <w:t>legs 1 and 6: 1 + 36 = 37</w:t>
             </w:r>
           </w:p>
         </w:tc>
@@ -2919,7 +3139,7 @@
                 <w:color w:val="1A1A1A"/>
                 <w:sz w:val="22"/>
               </w:rPr>
-              <w:t>What is the distance between (−3, 4) and (5, 4)?</w:t>
+              <w:t>What is the distance between (−2, −6) and (−2, 3)?</w:t>
             </w:r>
           </w:p>
           <w:p>
@@ -2944,7 +3164,7 @@
                 <w:color w:val="1A1A1A"/>
                 <w:sz w:val="22"/>
               </w:rPr>
-              <w:t>A.  2 units</w:t>
+              <w:t>A.  3 units</w:t>
             </w:r>
           </w:p>
           <w:p>
@@ -2969,7 +3189,7 @@
                 <w:color w:val="9E1B32"/>
                 <w:sz w:val="22"/>
               </w:rPr>
-              <w:t>B.  8 units</w:t>
+              <w:t>B.  9 units</w:t>
             </w:r>
           </w:p>
           <w:p>
@@ -2994,7 +3214,7 @@
                 <w:color w:val="1A1A1A"/>
                 <w:sz w:val="22"/>
               </w:rPr>
-              <w:t>C.  9 units</w:t>
+              <w:t>C.  10 units</w:t>
             </w:r>
           </w:p>
           <w:p>
@@ -3019,7 +3239,7 @@
                 <w:color w:val="1A1A1A"/>
                 <w:sz w:val="22"/>
               </w:rPr>
-              <w:t>D.  −8 units</w:t>
+              <w:t>D.  −9 units</w:t>
             </w:r>
           </w:p>
           <w:p>
@@ -3049,7 +3269,7 @@
                 <w:color w:val="6B6B6B"/>
                 <w:sz w:val="19"/>
               </w:rPr>
-              <w:t>5 − (−3) = 8: 3 to the axis and 5 past it.</w:t>
+              <w:t>3 − (−6) = 9: 6 to the axis and 3 past it.</w:t>
             </w:r>
           </w:p>
         </w:tc>
@@ -3158,7 +3378,7 @@
                 <w:color w:val="1A1A1A"/>
                 <w:sz w:val="22"/>
               </w:rPr>
-              <w:t xml:space="preserve">   Every part below is about one triangle on the grid: P(−4, −4), Q(8, −4), R(8, 5).  Same surface, six different questions: two distances on a line (both across zero), the slanted side as a hypotenuse, a perimeter, around against across, and a similar copy — the unit's moves on one triangle, so that a student learns to read the question and not the picture.</w:t>
+              <w:t xml:space="preserve">   Every part below is about one triangle on the grid: P(−4, −4), Q(8, −4), R(8, 5).  Same surface, four different questions: a distance on a line (across zero), whether the corner at Q is square, the slanted side as a hypotenuse, and a similar copy (which needs QR, the shortest side, first) — the unit's moves on one triangle, so that a student learns to read the question and not the picture.</w:t>
             </w:r>
           </w:p>
           <w:p>
@@ -3170,7 +3390,7 @@
               <w:drawing>
                 <wp:inline xmlns:a="http://schemas.openxmlformats.org/drawingml/2006/main" xmlns:pic="http://schemas.openxmlformats.org/drawingml/2006/picture">
                   <wp:extent cx="2468880" cy="1886802"/>
-                  <wp:docPr id="3" name="Picture 3"/>
+                  <wp:docPr id="8" name="Picture 8"/>
                   <wp:cNvGraphicFramePr>
                     <a:graphicFrameLocks noChangeAspect="1"/>
                   </wp:cNvGraphicFramePr>
@@ -3182,7 +3402,7 @@
                           <pic:cNvPicPr/>
                         </pic:nvPicPr>
                         <pic:blipFill>
-                          <a:blip r:embed="rId11"/>
+                          <a:blip r:embed="rId16"/>
                           <a:stretch>
                             <a:fillRect/>
                           </a:stretch>
@@ -3276,7 +3496,7 @@
                 <w:color w:val="1A1A1A"/>
                 <w:sz w:val="22"/>
               </w:rPr>
-              <w:t>Find the length of QR.</w:t>
+              <w:t>Is triangle PQR a right triangle? How do you know?</w:t>
             </w:r>
           </w:p>
           <w:p>
@@ -3291,7 +3511,7 @@
                 <w:color w:val="9E1B32"/>
                 <w:sz w:val="22"/>
               </w:rPr>
-              <w:t>9 units</w:t>
+              <w:t>Yes — PQ runs straight across and QR straight up, so they meet at a right angle at Q.</w:t>
             </w:r>
           </w:p>
           <w:p>
@@ -3306,7 +3526,64 @@
                 <w:color w:val="6B6B6B"/>
                 <w:sz w:val="19"/>
               </w:rPr>
-              <w:t>across zero: 4 + 5</w:t>
+              <w:t>a horizontal side and a vertical side meet square (and 12</w:t>
+            </w:r>
+            <w:r>
+              <w:rPr>
+                <w:b w:val="0"/>
+                <w:i/>
+                <w:color w:val="6B6B6B"/>
+                <w:sz w:val="19"/>
+                <w:vertAlign w:val="superscript"/>
+              </w:rPr>
+              <w:t>2</w:t>
+            </w:r>
+            <w:r>
+              <w:rPr>
+                <w:b w:val="0"/>
+                <w:i/>
+                <w:color w:val="6B6B6B"/>
+                <w:sz w:val="19"/>
+              </w:rPr>
+              <w:t xml:space="preserve"> + 9</w:t>
+            </w:r>
+            <w:r>
+              <w:rPr>
+                <w:b w:val="0"/>
+                <w:i/>
+                <w:color w:val="6B6B6B"/>
+                <w:sz w:val="19"/>
+                <w:vertAlign w:val="superscript"/>
+              </w:rPr>
+              <w:t>2</w:t>
+            </w:r>
+            <w:r>
+              <w:rPr>
+                <w:b w:val="0"/>
+                <w:i/>
+                <w:color w:val="6B6B6B"/>
+                <w:sz w:val="19"/>
+              </w:rPr>
+              <w:t xml:space="preserve"> = 15</w:t>
+            </w:r>
+            <w:r>
+              <w:rPr>
+                <w:b w:val="0"/>
+                <w:i/>
+                <w:color w:val="6B6B6B"/>
+                <w:sz w:val="19"/>
+                <w:vertAlign w:val="superscript"/>
+              </w:rPr>
+              <w:t>2</w:t>
+            </w:r>
+            <w:r>
+              <w:rPr>
+                <w:b w:val="0"/>
+                <w:i/>
+                <w:color w:val="6B6B6B"/>
+                <w:sz w:val="19"/>
+              </w:rPr>
+              <w:t>)</w:t>
             </w:r>
           </w:p>
           <w:p>
@@ -3360,7 +3637,7 @@
                 <w:color w:val="6B6B6B"/>
                 <w:sz w:val="19"/>
               </w:rPr>
-              <w:t>the hypotenuse of legs 12 and 9: 144 + 81 = 225</w:t>
+              <w:t>the hypotenuse of legs PQ = 12 and QR = 5 − (−4) = 9: 144 + 81 = 225</w:t>
             </w:r>
           </w:p>
           <w:p>
@@ -3376,114 +3653,6 @@
                 <w:sz w:val="22"/>
               </w:rPr>
               <w:t xml:space="preserve">d.  </w:t>
-            </w:r>
-            <w:r>
-              <w:rPr>
-                <w:b w:val="0"/>
-                <w:i w:val="0"/>
-                <w:color w:val="1A1A1A"/>
-                <w:sz w:val="22"/>
-              </w:rPr>
-              <w:t>Find the perimeter of triangle PQR.</w:t>
-            </w:r>
-          </w:p>
-          <w:p>
-            <w:pPr>
-              <w:spacing w:before="40" w:after="60"/>
-              <w:ind w:left="900"/>
-            </w:pPr>
-            <w:r>
-              <w:rPr>
-                <w:b/>
-                <w:i/>
-                <w:color w:val="9E1B32"/>
-                <w:sz w:val="22"/>
-              </w:rPr>
-              <w:t>36 units</w:t>
-            </w:r>
-          </w:p>
-          <w:p>
-            <w:pPr>
-              <w:spacing w:before="0" w:after="120"/>
-              <w:ind w:left="900"/>
-            </w:pPr>
-            <w:r>
-              <w:rPr>
-                <w:b w:val="0"/>
-                <w:i/>
-                <w:color w:val="6B6B6B"/>
-                <w:sz w:val="19"/>
-              </w:rPr>
-              <w:t>12 + 9 + 15</w:t>
-            </w:r>
-          </w:p>
-          <w:p>
-            <w:pPr>
-              <w:spacing w:before="80" w:after="80"/>
-              <w:ind w:left="900" w:hanging="380"/>
-            </w:pPr>
-            <w:r>
-              <w:rPr>
-                <w:b/>
-                <w:i w:val="0"/>
-                <w:color w:val="1A1A1A"/>
-                <w:sz w:val="22"/>
-              </w:rPr>
-              <w:t xml:space="preserve">e.  </w:t>
-            </w:r>
-            <w:r>
-              <w:rPr>
-                <w:b w:val="0"/>
-                <w:i w:val="0"/>
-                <w:color w:val="1A1A1A"/>
-                <w:sz w:val="22"/>
-              </w:rPr>
-              <w:t>How much shorter is the trip straight from P to R than the trip from P to Q to R?</w:t>
-            </w:r>
-          </w:p>
-          <w:p>
-            <w:pPr>
-              <w:spacing w:before="40" w:after="60"/>
-              <w:ind w:left="900"/>
-            </w:pPr>
-            <w:r>
-              <w:rPr>
-                <w:b/>
-                <w:i/>
-                <w:color w:val="9E1B32"/>
-                <w:sz w:val="22"/>
-              </w:rPr>
-              <w:t>6 units</w:t>
-            </w:r>
-          </w:p>
-          <w:p>
-            <w:pPr>
-              <w:spacing w:before="0" w:after="120"/>
-              <w:ind w:left="900"/>
-            </w:pPr>
-            <w:r>
-              <w:rPr>
-                <w:b w:val="0"/>
-                <w:i/>
-                <w:color w:val="6B6B6B"/>
-                <w:sz w:val="19"/>
-              </w:rPr>
-              <w:t>21 − 15</w:t>
-            </w:r>
-          </w:p>
-          <w:p>
-            <w:pPr>
-              <w:spacing w:before="80" w:after="80"/>
-              <w:ind w:left="900" w:hanging="380"/>
-            </w:pPr>
-            <w:r>
-              <w:rPr>
-                <w:b/>
-                <w:i w:val="0"/>
-                <w:color w:val="1A1A1A"/>
-                <w:sz w:val="22"/>
-              </w:rPr>
-              <w:t xml:space="preserve">f.  </w:t>
             </w:r>
             <w:r>
               <w:rPr>
@@ -3522,7 +3691,7 @@
                 <w:color w:val="6B6B6B"/>
                 <w:sz w:val="19"/>
               </w:rPr>
-              <w:t>k = 3 ÷ 9 = 1/3, and 15 × 1/3 — a copy smaller than the original</w:t>
+              <w:t>QR = 9 is the shortest side: k = 3 ÷ 9 = 1/3, and 15 × 1/3 — a copy smaller than the original</w:t>
             </w:r>
           </w:p>
         </w:tc>
@@ -3686,7 +3855,7 @@
                 <w:color w:val="1A1A1A"/>
                 <w:sz w:val="22"/>
               </w:rPr>
-              <w:t>On a town map in blocks, the school is at (−3, −4) and the park is at (9, 1).</w:t>
+              <w:t>On a town map in blocks, the school is at (−2, −4) and the park is at (2, 1).</w:t>
             </w:r>
           </w:p>
           <w:p>
@@ -3725,7 +3894,7 @@
                 <w:color w:val="9E1B32"/>
                 <w:sz w:val="22"/>
               </w:rPr>
-              <w:t>17 blocks</w:t>
+              <w:t>9 blocks</w:t>
             </w:r>
           </w:p>
           <w:p>
@@ -3740,7 +3909,7 @@
                 <w:color w:val="6B6B6B"/>
                 <w:sz w:val="19"/>
               </w:rPr>
-              <w:t>12 across + 5 up</w:t>
+              <w:t>4 across + 5 up</w:t>
             </w:r>
           </w:p>
           <w:p>
@@ -3764,7 +3933,7 @@
                 <w:color w:val="1A1A1A"/>
                 <w:sz w:val="22"/>
               </w:rPr>
-              <w:t>How far is it in a straight line?</w:t>
+              <w:t>How far is it in a straight line? Round your answer to the nearest tenth.</w:t>
             </w:r>
           </w:p>
           <w:p>
@@ -3779,7 +3948,7 @@
                 <w:color w:val="9E1B32"/>
                 <w:sz w:val="22"/>
               </w:rPr>
-              <w:t>13 blocks</w:t>
+              <w:t>About 6.4 blocks (√41)</w:t>
             </w:r>
           </w:p>
           <w:p>
@@ -3794,7 +3963,7 @@
                 <w:color w:val="6B6B6B"/>
                 <w:sz w:val="19"/>
               </w:rPr>
-              <w:t>144 + 25 = 169</w:t>
+              <w:t>16 + 25 = 41</w:t>
             </w:r>
           </w:p>
         </w:tc>
@@ -4244,7 +4413,47 @@
                 <w:color w:val="1A1A1A"/>
                 <w:sz w:val="22"/>
               </w:rPr>
-              <w:t>A triangle has sides 6, 10 and 12. A similar triangle's shortest side is 9. Find its other two sides.</w:t>
+              <w:t>The two triangles are similar. Find x.</w:t>
+            </w:r>
+          </w:p>
+          <w:p>
+            <w:pPr>
+              <w:spacing w:before="40" w:after="80"/>
+              <w:jc w:val="center"/>
+            </w:pPr>
+            <w:r>
+              <w:drawing>
+                <wp:inline xmlns:a="http://schemas.openxmlformats.org/drawingml/2006/main" xmlns:pic="http://schemas.openxmlformats.org/drawingml/2006/picture">
+                  <wp:extent cx="3291840" cy="808522"/>
+                  <wp:docPr id="9" name="Picture 9"/>
+                  <wp:cNvGraphicFramePr>
+                    <a:graphicFrameLocks noChangeAspect="1"/>
+                  </wp:cNvGraphicFramePr>
+                  <a:graphic>
+                    <a:graphicData uri="http://schemas.openxmlformats.org/drawingml/2006/picture">
+                      <pic:pic>
+                        <pic:nvPicPr>
+                          <pic:cNvPr id="0" name="g89101c579ea8bdcf.png"/>
+                          <pic:cNvPicPr/>
+                        </pic:nvPicPr>
+                        <pic:blipFill>
+                          <a:blip r:embed="rId17"/>
+                          <a:stretch>
+                            <a:fillRect/>
+                          </a:stretch>
+                        </pic:blipFill>
+                        <pic:spPr>
+                          <a:xfrm>
+                            <a:off x="0" y="0"/>
+                            <a:ext cx="3291840" cy="808522"/>
+                          </a:xfrm>
+                          <a:prstGeom prst="rect"/>
+                        </pic:spPr>
+                      </pic:pic>
+                    </a:graphicData>
+                  </a:graphic>
+                </wp:inline>
+              </w:drawing>
             </w:r>
           </w:p>
           <w:p>
@@ -4259,7 +4468,7 @@
                 <w:color w:val="9E1B32"/>
                 <w:sz w:val="22"/>
               </w:rPr>
-              <w:t>15 and 18</w:t>
+              <w:t>x = 15</w:t>
             </w:r>
           </w:p>
           <w:p>
@@ -4274,7 +4483,7 @@
                 <w:color w:val="6B6B6B"/>
                 <w:sz w:val="19"/>
               </w:rPr>
-              <w:t>k = 9 ÷ 6 = 1.5</w:t>
+              <w:t>Match by size: 9 with 6 and 18 with 12, so k = 1.5 and x = 10 × 1.5.</w:t>
             </w:r>
           </w:p>
         </w:tc>
@@ -4450,7 +4659,7 @@
               <w:drawing>
                 <wp:inline xmlns:a="http://schemas.openxmlformats.org/drawingml/2006/main" xmlns:pic="http://schemas.openxmlformats.org/drawingml/2006/picture">
                   <wp:extent cx="2377440" cy="1680786"/>
-                  <wp:docPr id="4" name="Picture 4"/>
+                  <wp:docPr id="10" name="Picture 10"/>
                   <wp:cNvGraphicFramePr>
                     <a:graphicFrameLocks noChangeAspect="1"/>
                   </wp:cNvGraphicFramePr>
@@ -4462,7 +4671,7 @@
                           <pic:cNvPicPr/>
                         </pic:nvPicPr>
                         <pic:blipFill>
-                          <a:blip r:embed="rId12"/>
+                          <a:blip r:embed="rId18"/>
                           <a:stretch>
                             <a:fillRect/>
                           </a:stretch>
@@ -4575,7 +4784,7 @@
                 <w:color w:val="1A1A1A"/>
                 <w:sz w:val="22"/>
               </w:rPr>
-              <w:t>Kai's eyes are 5 ft above the ground. He stands 3 ft from a mirror on the ground and sees in it the top of a pole that stands 12 ft beyond the mirror. How tall is the pole?</w:t>
+              <w:t>Kai's eyes are 5 ft above the ground. He stands 3 ft from a mirror on the ground and sees in it the top of a pole that stands 12 ft beyond the mirror. The two right triangles are similar. How tall is the pole?</w:t>
             </w:r>
           </w:p>
           <w:p>

--- a/a7/build/out/u6/A7 Unit 6 Relationships in Triangles - Review - Key.docx
+++ b/a7/build/out/u6/A7 Unit 6 Relationships in Triangles - Review - Key.docx
@@ -4413,7 +4413,7 @@
                 <w:color w:val="1A1A1A"/>
                 <w:sz w:val="22"/>
               </w:rPr>
-              <w:t>The two triangles are similar. Find x.</w:t>
+              <w:t>Triangle ABC is similar to triangle DEF. Find x.</w:t>
             </w:r>
           </w:p>
           <w:p>
@@ -4424,7 +4424,7 @@
             <w:r>
               <w:drawing>
                 <wp:inline xmlns:a="http://schemas.openxmlformats.org/drawingml/2006/main" xmlns:pic="http://schemas.openxmlformats.org/drawingml/2006/picture">
-                  <wp:extent cx="3291840" cy="808522"/>
+                  <wp:extent cx="3291840" cy="829312"/>
                   <wp:docPr id="9" name="Picture 9"/>
                   <wp:cNvGraphicFramePr>
                     <a:graphicFrameLocks noChangeAspect="1"/>
@@ -4433,7 +4433,7 @@
                     <a:graphicData uri="http://schemas.openxmlformats.org/drawingml/2006/picture">
                       <pic:pic>
                         <pic:nvPicPr>
-                          <pic:cNvPr id="0" name="g89101c579ea8bdcf.png"/>
+                          <pic:cNvPr id="0" name="g11a8ccff201c8ad8.png"/>
                           <pic:cNvPicPr/>
                         </pic:nvPicPr>
                         <pic:blipFill>
@@ -4445,7 +4445,7 @@
                         <pic:spPr>
                           <a:xfrm>
                             <a:off x="0" y="0"/>
-                            <a:ext cx="3291840" cy="808522"/>
+                            <a:ext cx="3291840" cy="829312"/>
                           </a:xfrm>
                           <a:prstGeom prst="rect"/>
                         </pic:spPr>
@@ -4483,7 +4483,7 @@
                 <w:color w:val="6B6B6B"/>
                 <w:sz w:val="19"/>
               </w:rPr>
-              <w:t>Match by size: 9 with 6 and 18 with 12, so k = 1.5 and x = 10 × 1.5.</w:t>
+              <w:t>The names match AC with DF (6 with 9) and BC with EF, where x is: k = 1.5 and x = 10 × 1.5.</w:t>
             </w:r>
           </w:p>
         </w:tc>

--- a/a7/build/out/u6/A7 Unit 6 Relationships in Triangles - Review - Key.docx
+++ b/a7/build/out/u6/A7 Unit 6 Relationships in Triangles - Review - Key.docx
@@ -205,7 +205,7 @@
           <w:color w:val="6B6B6B"/>
           <w:sz w:val="19"/>
         </w:rPr>
-        <w:t>HOW TO USE THIS.   This review covers every learning target of Lessons 1–8 — more than the test does. Work it in parts. If you miss two or more in a part, that part is where to spend your study time. The reference sheet has everything you need for each part. Thread B's two angle days come after the test and are not on it.</w:t>
+        <w:t>HOW TO USE THIS.   This review covers every learning target of Lessons 6.01–6.08 — more than the test does. Work it in parts. If you miss two or more in a part, that part is where to spend your study time. The reference sheet has everything you need for each part. Thread B's two angle days come after the test and are not on it.</w:t>
       </w:r>
     </w:p>
     <w:p>
@@ -226,7 +226,7 @@
           <w:color w:val="1A1A1A"/>
           <w:sz w:val="24"/>
         </w:rPr>
-        <w:t>PART A.   The Triangle Inequality and the Converse</w:t>
+        <w:t>The Triangle Inequality and the Converse</w:t>
       </w:r>
       <w:r>
         <w:tab/>
@@ -238,7 +238,7 @@
           <w:color w:val="6B6B6B"/>
           <w:sz w:val="19"/>
         </w:rPr>
-        <w:t>Lessons 1–2   ·   MA.8.GR.1.3   ·   4 questions</w:t>
+        <w:t>Lessons 6.01–6.02   ·   MA.8.GR.1.3   ·   4 questions</w:t>
       </w:r>
     </w:p>
     <w:tbl>
@@ -1096,7 +1096,7 @@
           <w:color w:val="1A1A1A"/>
           <w:sz w:val="24"/>
         </w:rPr>
-        <w:t>PART B.   The Pythagorean Theorem</w:t>
+        <w:t>The Pythagorean Theorem</w:t>
       </w:r>
       <w:r>
         <w:tab/>
@@ -1108,7 +1108,7 @@
           <w:color w:val="6B6B6B"/>
           <w:sz w:val="19"/>
         </w:rPr>
-        <w:t>Lesson 3   ·   MA.8.GR.1.1   ·   6 questions</w:t>
+        <w:t>Lesson 6.03   ·   MA.8.GR.1.1   ·   6 questions</w:t>
       </w:r>
     </w:p>
     <w:tbl>
@@ -1797,7 +1797,7 @@
             <w:r>
               <w:drawing>
                 <wp:inline xmlns:a="http://schemas.openxmlformats.org/drawingml/2006/main" xmlns:pic="http://schemas.openxmlformats.org/drawingml/2006/picture">
-                  <wp:extent cx="954023" cy="146304"/>
+                  <wp:extent cx="777240" cy="146304"/>
                   <wp:docPr id="5" name="Picture 5"/>
                   <wp:cNvGraphicFramePr>
                     <a:graphicFrameLocks noChangeAspect="1"/>
@@ -1806,7 +1806,7 @@
                     <a:graphicData uri="http://schemas.openxmlformats.org/drawingml/2006/picture">
                       <pic:pic>
                         <pic:nvPicPr>
-                          <pic:cNvPr id="0" name="dc43e6afb10c5c53.png"/>
+                          <pic:cNvPr id="0" name="55e50cf2926b0aca.png"/>
                           <pic:cNvPicPr/>
                         </pic:nvPicPr>
                         <pic:blipFill>
@@ -1818,7 +1818,7 @@
                         <pic:spPr>
                           <a:xfrm>
                             <a:off x="0" y="0"/>
-                            <a:ext cx="954023" cy="146304"/>
+                            <a:ext cx="777240" cy="146304"/>
                           </a:xfrm>
                           <a:prstGeom prst="rect"/>
                         </pic:spPr>
@@ -2049,7 +2049,7 @@
           <w:color w:val="1A1A1A"/>
           <w:sz w:val="24"/>
         </w:rPr>
-        <w:t>PART C.   The Pythagorean Theorem in Real-World Problems</w:t>
+        <w:t>The Pythagorean Theorem in Real-World Problems</w:t>
       </w:r>
       <w:r>
         <w:tab/>
@@ -2061,7 +2061,7 @@
           <w:color w:val="6B6B6B"/>
           <w:sz w:val="19"/>
         </w:rPr>
-        <w:t>Lesson 4   ·   MA.8.GR.1.1   ·   5 questions</w:t>
+        <w:t>Lesson 6.04   ·   MA.8.GR.1.1   ·   5 questions</w:t>
       </w:r>
     </w:p>
     <w:tbl>
@@ -2567,7 +2567,7 @@
           <w:color w:val="1A1A1A"/>
           <w:sz w:val="24"/>
         </w:rPr>
-        <w:t>PART D.   Distance on the Coordinate Plane</w:t>
+        <w:t>Distance on the Coordinate Plane</w:t>
       </w:r>
       <w:r>
         <w:tab/>
@@ -2579,7 +2579,7 @@
           <w:color w:val="6B6B6B"/>
           <w:sz w:val="19"/>
         </w:rPr>
-        <w:t>Lesson 5   ·   MA.8.GR.1.2   ·   5 questions</w:t>
+        <w:t>Lesson 6.05   ·   MA.8.GR.1.2   ·   5 questions</w:t>
       </w:r>
     </w:p>
     <w:tbl>
@@ -3303,7 +3303,7 @@
           <w:color w:val="1A1A1A"/>
           <w:sz w:val="24"/>
         </w:rPr>
-        <w:t>PART E.   Coordinate-Plane Problems and Perimeter</w:t>
+        <w:t>Coordinate-Plane Problems and Perimeter</w:t>
       </w:r>
       <w:r>
         <w:tab/>
@@ -3315,7 +3315,7 @@
           <w:color w:val="6B6B6B"/>
           <w:sz w:val="19"/>
         </w:rPr>
-        <w:t>Lesson 6   ·   MA.8.GR.1.2   ·   4 questions</w:t>
+        <w:t>Lesson 6.06   ·   MA.8.GR.1.2   ·   4 questions</w:t>
       </w:r>
     </w:p>
     <w:tbl>
@@ -4172,7 +4172,7 @@
           <w:color w:val="1A1A1A"/>
           <w:sz w:val="24"/>
         </w:rPr>
-        <w:t>PART F.   Similar Triangles and Indirect Measurement</w:t>
+        <w:t>Similar Triangles and Indirect Measurement</w:t>
       </w:r>
       <w:r>
         <w:tab/>
@@ -4184,7 +4184,7 @@
           <w:color w:val="6B6B6B"/>
           <w:sz w:val="19"/>
         </w:rPr>
-        <w:t>Lessons 7–8   ·   MA.8.GR.2.4   ·   6 questions</w:t>
+        <w:t>Lessons 6.07–6.08   ·   MA.8.GR.2.4   ·   6 questions</w:t>
       </w:r>
     </w:p>
     <w:tbl>
